--- a/05_Figures/Table_metaanalysis_mlm_coefficient_ranking.docx
+++ b/05_Figures/Table_metaanalysis_mlm_coefficient_ranking.docx
@@ -140,7 +140,7 @@
                 <w:szCs w:val="18"/>
                 <w:color w:val="000000"/>
               </w:rPr>
-              <w:t xml:space="preserve">Internal % of flux (split)</w:t>
+              <w:t xml:space="preserve">Internal % of Total CO2 flux</w:t>
             </w:r>
           </w:p>
         </w:tc>
@@ -196,7 +196,7 @@
                 <w:szCs w:val="18"/>
                 <w:color w:val="000000"/>
               </w:rPr>
-              <w:t xml:space="preserve">Internal pathway flux</w:t>
+              <w:t xml:space="preserve">Internal pathway flux (C g/m²/day)</w:t>
             </w:r>
           </w:p>
         </w:tc>
@@ -252,7 +252,7 @@
                 <w:szCs w:val="18"/>
                 <w:color w:val="000000"/>
               </w:rPr>
-              <w:t xml:space="preserve">External pathway flux</w:t>
+              <w:t xml:space="preserve">External pathway flux (C g/m²/day)</w:t>
             </w:r>
           </w:p>
         </w:tc>
@@ -978,7 +978,7 @@
                 <w:szCs w:val="18"/>
                 <w:color w:val="000000"/>
               </w:rPr>
-              <w:t xml:space="preserve">-1.105*</w:t>
+              <w:t xml:space="preserve">-0.635</w:t>
             </w:r>
           </w:p>
         </w:tc>
@@ -1033,7 +1033,7 @@
                 <w:szCs w:val="18"/>
                 <w:color w:val="000000"/>
               </w:rPr>
-              <w:t xml:space="preserve">0.012</w:t>
+              <w:t xml:space="preserve">0.156</w:t>
             </w:r>
           </w:p>
         </w:tc>
@@ -1088,7 +1088,7 @@
                 <w:szCs w:val="18"/>
                 <w:color w:val="000000"/>
               </w:rPr>
-              <w:t xml:space="preserve">1</w:t>
+              <w:t xml:space="preserve">4</w:t>
             </w:r>
           </w:p>
         </w:tc>
@@ -1143,7 +1143,7 @@
                 <w:szCs w:val="18"/>
                 <w:color w:val="000000"/>
               </w:rPr>
-              <w:t xml:space="preserve">-0.201</w:t>
+              <w:t xml:space="preserve">-0.008</w:t>
             </w:r>
           </w:p>
         </w:tc>
@@ -1198,7 +1198,7 @@
                 <w:szCs w:val="18"/>
                 <w:color w:val="000000"/>
               </w:rPr>
-              <w:t xml:space="preserve">0.273</w:t>
+              <w:t xml:space="preserve">0.965</w:t>
             </w:r>
           </w:p>
         </w:tc>
@@ -1308,7 +1308,7 @@
                 <w:szCs w:val="18"/>
                 <w:color w:val="000000"/>
               </w:rPr>
-              <w:t xml:space="preserve">0.376</w:t>
+              <w:t xml:space="preserve">0.487</w:t>
             </w:r>
           </w:p>
         </w:tc>
@@ -1363,7 +1363,7 @@
                 <w:szCs w:val="18"/>
                 <w:color w:val="000000"/>
               </w:rPr>
-              <w:t xml:space="preserve">0.197</w:t>
+              <w:t xml:space="preserve">0.102</w:t>
             </w:r>
           </w:p>
         </w:tc>
@@ -1533,7 +1533,7 @@
                 <w:szCs w:val="18"/>
                 <w:color w:val="000000"/>
               </w:rPr>
-              <w:t xml:space="preserve">-0.369</w:t>
+              <w:t xml:space="preserve">-0.302</w:t>
             </w:r>
           </w:p>
         </w:tc>
@@ -1588,7 +1588,7 @@
                 <w:szCs w:val="18"/>
                 <w:color w:val="000000"/>
               </w:rPr>
-              <w:t xml:space="preserve">0.327</w:t>
+              <w:t xml:space="preserve">0.436</w:t>
             </w:r>
           </w:p>
         </w:tc>
@@ -1643,7 +1643,7 @@
                 <w:szCs w:val="18"/>
                 <w:color w:val="000000"/>
               </w:rPr>
-              <w:t xml:space="preserve">4</w:t>
+              <w:t xml:space="preserve">1</w:t>
             </w:r>
           </w:p>
         </w:tc>
@@ -1698,7 +1698,7 @@
                 <w:szCs w:val="18"/>
                 <w:color w:val="000000"/>
               </w:rPr>
-              <w:t xml:space="preserve">-0.093</w:t>
+              <w:t xml:space="preserve">-0.275*</w:t>
             </w:r>
           </w:p>
         </w:tc>
@@ -1753,7 +1753,7 @@
                 <w:szCs w:val="18"/>
                 <w:color w:val="000000"/>
               </w:rPr>
-              <w:t xml:space="preserve">0.527</w:t>
+              <w:t xml:space="preserve">0.030</w:t>
             </w:r>
           </w:p>
         </w:tc>
@@ -1863,7 +1863,7 @@
                 <w:szCs w:val="18"/>
                 <w:color w:val="000000"/>
               </w:rPr>
-              <w:t xml:space="preserve">-0.045</w:t>
+              <w:t xml:space="preserve">-0.105</w:t>
             </w:r>
           </w:p>
         </w:tc>
@@ -1918,7 +1918,7 @@
                 <w:szCs w:val="18"/>
                 <w:color w:val="000000"/>
               </w:rPr>
-              <w:t xml:space="preserve">0.857</w:t>
+              <w:t xml:space="preserve">0.710</w:t>
             </w:r>
           </w:p>
         </w:tc>
@@ -2033,7 +2033,7 @@
                 <w:szCs w:val="18"/>
                 <w:color w:val="000000"/>
               </w:rPr>
-              <w:t xml:space="preserve">2</w:t>
+              <w:t xml:space="preserve">4</w:t>
             </w:r>
           </w:p>
         </w:tc>
@@ -2088,7 +2088,7 @@
                 <w:szCs w:val="18"/>
                 <w:color w:val="000000"/>
               </w:rPr>
-              <w:t xml:space="preserve">0.639</w:t>
+              <w:t xml:space="preserve">0.199</w:t>
             </w:r>
           </w:p>
         </w:tc>
@@ -2143,7 +2143,7 @@
                 <w:szCs w:val="18"/>
                 <w:color w:val="000000"/>
               </w:rPr>
-              <w:t xml:space="preserve">0.101</w:t>
+              <w:t xml:space="preserve">0.640</w:t>
             </w:r>
           </w:p>
         </w:tc>
@@ -2198,7 +2198,7 @@
                 <w:szCs w:val="18"/>
                 <w:color w:val="000000"/>
               </w:rPr>
-              <w:t xml:space="preserve">3</w:t>
+              <w:t xml:space="preserve">2</w:t>
             </w:r>
           </w:p>
         </w:tc>
@@ -2253,7 +2253,7 @@
                 <w:szCs w:val="18"/>
                 <w:color w:val="000000"/>
               </w:rPr>
-              <w:t xml:space="preserve">0.142</w:t>
+              <w:t xml:space="preserve">-0.176</w:t>
             </w:r>
           </w:p>
         </w:tc>
@@ -2308,7 +2308,7 @@
                 <w:szCs w:val="18"/>
                 <w:color w:val="000000"/>
               </w:rPr>
-              <w:t xml:space="preserve">0.387</w:t>
+              <w:t xml:space="preserve">0.255</w:t>
             </w:r>
           </w:p>
         </w:tc>
@@ -2363,7 +2363,7 @@
                 <w:szCs w:val="18"/>
                 <w:color w:val="000000"/>
               </w:rPr>
-              <w:t xml:space="preserve">3</w:t>
+              <w:t xml:space="preserve">2</w:t>
             </w:r>
           </w:p>
         </w:tc>
@@ -2418,7 +2418,7 @@
                 <w:szCs w:val="18"/>
                 <w:color w:val="000000"/>
               </w:rPr>
-              <w:t xml:space="preserve">-0.111</w:t>
+              <w:t xml:space="preserve">-0.361</w:t>
             </w:r>
           </w:p>
         </w:tc>
@@ -2473,7 +2473,7 @@
                 <w:szCs w:val="18"/>
                 <w:color w:val="000000"/>
               </w:rPr>
-              <w:t xml:space="preserve">0.660</w:t>
+              <w:t xml:space="preserve">0.215</w:t>
             </w:r>
           </w:p>
         </w:tc>
@@ -2588,7 +2588,7 @@
                 <w:szCs w:val="18"/>
                 <w:color w:val="000000"/>
               </w:rPr>
-              <w:t xml:space="preserve">4</w:t>
+              <w:t xml:space="preserve">2</w:t>
             </w:r>
           </w:p>
         </w:tc>
@@ -2643,7 +2643,7 @@
                 <w:szCs w:val="18"/>
                 <w:color w:val="000000"/>
               </w:rPr>
-              <w:t xml:space="preserve">0.149</w:t>
+              <w:t xml:space="preserve">-0.360</w:t>
             </w:r>
           </w:p>
         </w:tc>
@@ -2698,7 +2698,7 @@
                 <w:szCs w:val="18"/>
                 <w:color w:val="000000"/>
               </w:rPr>
-              <w:t xml:space="preserve">0.626</w:t>
+              <w:t xml:space="preserve">0.245</w:t>
             </w:r>
           </w:p>
         </w:tc>
@@ -2753,7 +2753,7 @@
                 <w:szCs w:val="18"/>
                 <w:color w:val="000000"/>
               </w:rPr>
-              <w:t xml:space="preserve">2</w:t>
+              <w:t xml:space="preserve">3</w:t>
             </w:r>
           </w:p>
         </w:tc>
@@ -2808,7 +2808,7 @@
                 <w:szCs w:val="18"/>
                 <w:color w:val="000000"/>
               </w:rPr>
-              <w:t xml:space="preserve">-0.145</w:t>
+              <w:t xml:space="preserve">-0.052</w:t>
             </w:r>
           </w:p>
         </w:tc>
@@ -2863,7 +2863,7 @@
                 <w:szCs w:val="18"/>
                 <w:color w:val="000000"/>
               </w:rPr>
-              <w:t xml:space="preserve">0.325</w:t>
+              <w:t xml:space="preserve">0.697</w:t>
             </w:r>
           </w:p>
         </w:tc>
@@ -2918,7 +2918,7 @@
                 <w:szCs w:val="18"/>
                 <w:color w:val="000000"/>
               </w:rPr>
-              <w:t xml:space="preserve">2</w:t>
+              <w:t xml:space="preserve">3</w:t>
             </w:r>
           </w:p>
         </w:tc>
@@ -2973,7 +2973,7 @@
                 <w:szCs w:val="18"/>
                 <w:color w:val="000000"/>
               </w:rPr>
-              <w:t xml:space="preserve">-0.148</w:t>
+              <w:t xml:space="preserve">0.187</w:t>
             </w:r>
           </w:p>
         </w:tc>
@@ -3028,7 +3028,7 @@
                 <w:szCs w:val="18"/>
                 <w:color w:val="000000"/>
               </w:rPr>
-              <w:t xml:space="preserve">0.431</w:t>
+              <w:t xml:space="preserve">0.300</w:t>
             </w:r>
           </w:p>
         </w:tc>
@@ -3727,7 +3727,7 @@
                 <w:szCs w:val="18"/>
                 <w:color w:val="000000"/>
               </w:rPr>
-              <w:t xml:space="preserve">Internal % of flux (split)</w:t>
+              <w:t xml:space="preserve">Internal % of Total CO2 flux</w:t>
             </w:r>
           </w:p>
         </w:tc>
@@ -3782,7 +3782,7 @@
                 <w:szCs w:val="18"/>
                 <w:color w:val="000000"/>
               </w:rPr>
-              <w:t xml:space="preserve">80</w:t>
+              <w:t xml:space="preserve">89</w:t>
             </w:r>
           </w:p>
         </w:tc>
@@ -3837,7 +3837,7 @@
                 <w:szCs w:val="18"/>
                 <w:color w:val="000000"/>
               </w:rPr>
-              <w:t xml:space="preserve">1.2428</w:t>
+              <w:t xml:space="preserve">1.1072</w:t>
             </w:r>
           </w:p>
         </w:tc>
@@ -3892,7 +3892,7 @@
                 <w:szCs w:val="18"/>
                 <w:color w:val="000000"/>
               </w:rPr>
-              <w:t xml:space="preserve">2.1483</w:t>
+              <w:t xml:space="preserve">2.6755</w:t>
             </w:r>
           </w:p>
         </w:tc>
@@ -3947,7 +3947,7 @@
                 <w:szCs w:val="18"/>
                 <w:color w:val="000000"/>
               </w:rPr>
-              <w:t xml:space="preserve">-144.701</w:t>
+              <w:t xml:space="preserve">-168.817</w:t>
             </w:r>
           </w:p>
         </w:tc>
@@ -4002,7 +4002,7 @@
                 <w:szCs w:val="18"/>
                 <w:color w:val="000000"/>
               </w:rPr>
-              <w:t xml:space="preserve">303.402</w:t>
+              <w:t xml:space="preserve">351.634</w:t>
             </w:r>
           </w:p>
         </w:tc>
@@ -4057,7 +4057,7 @@
                 <w:szCs w:val="18"/>
                 <w:color w:val="000000"/>
               </w:rPr>
-              <w:t xml:space="preserve">305.074</w:t>
+              <w:t xml:space="preserve">353.108</w:t>
             </w:r>
           </w:p>
         </w:tc>
@@ -4112,7 +4112,7 @@
                 <w:szCs w:val="18"/>
                 <w:color w:val="000000"/>
               </w:rPr>
-              <w:t xml:space="preserve">319.625</w:t>
+              <w:t xml:space="preserve">368.650</w:t>
             </w:r>
           </w:p>
         </w:tc>
@@ -4167,7 +4167,7 @@
                 <w:szCs w:val="18"/>
                 <w:color w:val="000000"/>
               </w:rPr>
-              <w:t xml:space="preserve">8.79 (4)</w:t>
+              <w:t xml:space="preserve">5.95 (4)</w:t>
             </w:r>
           </w:p>
         </w:tc>
@@ -4222,7 +4222,7 @@
                 <w:szCs w:val="18"/>
                 <w:color w:val="000000"/>
               </w:rPr>
-              <w:t xml:space="preserve">0.066</w:t>
+              <w:t xml:space="preserve">0.203</w:t>
             </w:r>
           </w:p>
         </w:tc>
@@ -4277,7 +4277,7 @@
                 <w:szCs w:val="18"/>
                 <w:color w:val="000000"/>
               </w:rPr>
-              <w:t xml:space="preserve">0.1467</w:t>
+              <w:t xml:space="preserve">0.0887</w:t>
             </w:r>
           </w:p>
         </w:tc>
@@ -4337,7 +4337,7 @@
                 <w:szCs w:val="18"/>
                 <w:color w:val="000000"/>
               </w:rPr>
-              <w:t xml:space="preserve">Internal pathway flux</w:t>
+              <w:t xml:space="preserve">Internal pathway flux (C g/m²/day)</w:t>
             </w:r>
           </w:p>
         </w:tc>
@@ -4392,7 +4392,7 @@
                 <w:szCs w:val="18"/>
                 <w:color w:val="000000"/>
               </w:rPr>
-              <w:t xml:space="preserve">80</w:t>
+              <w:t xml:space="preserve">89</w:t>
             </w:r>
           </w:p>
         </w:tc>
@@ -4447,7 +4447,7 @@
                 <w:szCs w:val="18"/>
                 <w:color w:val="000000"/>
               </w:rPr>
-              <w:t xml:space="preserve">0.0469</w:t>
+              <w:t xml:space="preserve">0.0280</w:t>
             </w:r>
           </w:p>
         </w:tc>
@@ -4502,7 +4502,7 @@
                 <w:szCs w:val="18"/>
                 <w:color w:val="000000"/>
               </w:rPr>
-              <w:t xml:space="preserve">0.8433</w:t>
+              <w:t xml:space="preserve">0.6903</w:t>
             </w:r>
           </w:p>
         </w:tc>
@@ -4557,7 +4557,7 @@
                 <w:szCs w:val="18"/>
                 <w:color w:val="000000"/>
               </w:rPr>
-              <w:t xml:space="preserve">-101.765</w:t>
+              <w:t xml:space="preserve">-105.255</w:t>
             </w:r>
           </w:p>
         </w:tc>
@@ -4612,7 +4612,7 @@
                 <w:szCs w:val="18"/>
                 <w:color w:val="000000"/>
               </w:rPr>
-              <w:t xml:space="preserve">217.531</w:t>
+              <w:t xml:space="preserve">224.511</w:t>
             </w:r>
           </w:p>
         </w:tc>
@@ -4667,7 +4667,7 @@
                 <w:szCs w:val="18"/>
                 <w:color w:val="000000"/>
               </w:rPr>
-              <w:t xml:space="preserve">219.202</w:t>
+              <w:t xml:space="preserve">225.985</w:t>
             </w:r>
           </w:p>
         </w:tc>
@@ -4722,7 +4722,7 @@
                 <w:szCs w:val="18"/>
                 <w:color w:val="000000"/>
               </w:rPr>
-              <w:t xml:space="preserve">233.753</w:t>
+              <w:t xml:space="preserve">241.527</w:t>
             </w:r>
           </w:p>
         </w:tc>
@@ -4777,7 +4777,7 @@
                 <w:szCs w:val="18"/>
                 <w:color w:val="000000"/>
               </w:rPr>
-              <w:t xml:space="preserve">4.17 (4)</w:t>
+              <w:t xml:space="preserve">5.99 (4)</w:t>
             </w:r>
           </w:p>
         </w:tc>
@@ -4832,7 +4832,7 @@
                 <w:szCs w:val="18"/>
                 <w:color w:val="000000"/>
               </w:rPr>
-              <w:t xml:space="preserve">0.384</w:t>
+              <w:t xml:space="preserve">0.200</w:t>
             </w:r>
           </w:p>
         </w:tc>
@@ -4887,7 +4887,7 @@
                 <w:szCs w:val="18"/>
                 <w:color w:val="000000"/>
               </w:rPr>
-              <w:t xml:space="preserve">0.0367</w:t>
+              <w:t xml:space="preserve">0.0548</w:t>
             </w:r>
           </w:p>
         </w:tc>
@@ -4947,7 +4947,7 @@
                 <w:szCs w:val="18"/>
                 <w:color w:val="000000"/>
               </w:rPr>
-              <w:t xml:space="preserve">External pathway flux</w:t>
+              <w:t xml:space="preserve">External pathway flux (C g/m²/day)</w:t>
             </w:r>
           </w:p>
         </w:tc>
@@ -5002,7 +5002,7 @@
                 <w:szCs w:val="18"/>
                 <w:color w:val="000000"/>
               </w:rPr>
-              <w:t xml:space="preserve">79</w:t>
+              <w:t xml:space="preserve">89</w:t>
             </w:r>
           </w:p>
         </w:tc>
@@ -5057,7 +5057,7 @@
                 <w:szCs w:val="18"/>
                 <w:color w:val="000000"/>
               </w:rPr>
-              <w:t xml:space="preserve">0.7018</w:t>
+              <w:t xml:space="preserve">0.8184</w:t>
             </w:r>
           </w:p>
         </w:tc>
@@ -5112,7 +5112,7 @@
                 <w:szCs w:val="18"/>
                 <w:color w:val="000000"/>
               </w:rPr>
-              <w:t xml:space="preserve">0.4300</w:t>
+              <w:t xml:space="preserve">0.3982</w:t>
             </w:r>
           </w:p>
         </w:tc>
@@ -5167,7 +5167,7 @@
                 <w:szCs w:val="18"/>
                 <w:color w:val="000000"/>
               </w:rPr>
-              <w:t xml:space="preserve">-89.643</w:t>
+              <w:t xml:space="preserve">-102.396</w:t>
             </w:r>
           </w:p>
         </w:tc>
@@ -5222,7 +5222,7 @@
                 <w:szCs w:val="18"/>
                 <w:color w:val="000000"/>
               </w:rPr>
-              <w:t xml:space="preserve">193.285</w:t>
+              <w:t xml:space="preserve">218.792</w:t>
             </w:r>
           </w:p>
         </w:tc>
@@ -5277,7 +5277,7 @@
                 <w:szCs w:val="18"/>
                 <w:color w:val="000000"/>
               </w:rPr>
-              <w:t xml:space="preserve">194.982</w:t>
+              <w:t xml:space="preserve">220.266</w:t>
             </w:r>
           </w:p>
         </w:tc>
@@ -5332,7 +5332,7 @@
                 <w:szCs w:val="18"/>
                 <w:color w:val="000000"/>
               </w:rPr>
-              <w:t xml:space="preserve">209.414</w:t>
+              <w:t xml:space="preserve">235.808</w:t>
             </w:r>
           </w:p>
         </w:tc>
@@ -5387,7 +5387,7 @@
                 <w:szCs w:val="18"/>
                 <w:color w:val="000000"/>
               </w:rPr>
-              <w:t xml:space="preserve">1.92 (4)</w:t>
+              <w:t xml:space="preserve">5.65 (4)</w:t>
             </w:r>
           </w:p>
         </w:tc>
@@ -5442,7 +5442,7 @@
                 <w:szCs w:val="18"/>
                 <w:color w:val="000000"/>
               </w:rPr>
-              <w:t xml:space="preserve">0.750</w:t>
+              <w:t xml:space="preserve">0.226</w:t>
             </w:r>
           </w:p>
         </w:tc>
@@ -5497,7 +5497,68 @@
                 <w:szCs w:val="18"/>
                 <w:color w:val="000000"/>
               </w:rPr>
-              <w:t xml:space="preserve">0.0247</w:t>
+              <w:t xml:space="preserve">-0.0379</w:t>
+            </w:r>
+          </w:p>
+        </w:tc>
+      </w:tr>
+      <w:tr>
+        <w:trPr>
+          <w:trHeight w:val="360" w:hRule="auto"/>
+        </w:trPr>
+        <w:tc>
+          <w:tcPr>
+            <w:gridSpan w:val="11"/>
+            <w:tcBorders>
+              <w:bottom w:val="none" w:sz="0" w:space="0" w:color="FFFFFF"/>
+              <w:top w:val="single" w:sz="16" w:space="0" w:color="000000"/>
+              <w:left w:val="none" w:sz="0" w:space="0" w:color="FFFFFF"/>
+              <w:right w:val="none" w:sz="0" w:space="0" w:color="FFFFFF"/>
+            </w:tcBorders>
+            <w:shd w:val="clear" w:color="auto" w:fill="FFFFFF"/>
+            <w:tcMar>
+              <w:top w:w="0" w:type="dxa"/>
+              <w:bottom w:w="0" w:type="dxa"/>
+              <w:left w:w="0" w:type="dxa"/>
+              <w:right w:w="0" w:type="dxa"/>
+            </w:tcMar>
+            <w:vAlign w:val="center"/>
+          </w:tcPr>
+          <w:p>
+            <w:pPr>
+              <w:pStyle w:val="Normal"/>
+              <w:jc w:val="left"/>
+              <w:pBdr>
+                <w:bottom w:val="none" w:sz="0" w:space="0" w:color="000000"/>
+                <w:top w:val="none" w:sz="0" w:space="0" w:color="000000"/>
+                <w:left w:val="none" w:sz="0" w:space="0" w:color="000000"/>
+                <w:right w:val="none" w:sz="0" w:space="0" w:color="000000"/>
+              </w:pBdr>
+              <w:spacing w:after="100" w:before="100" w:line="240"/>
+              <w:ind w:left="100" w:right="100" w:firstLine="0" w:firstLineChars="0"/>
+              <w:rPr>
+                <w:rFonts w:ascii="Arial" w:hAnsi="Arial" w:eastAsia="Arial" w:cs="Arial"/>
+                <w:i w:val="true"/>
+                <w:b w:val="false"/>
+                <w:u w:val="none"/>
+                <w:strike w:val="false"/>
+                <w:sz w:val="14"/>
+                <w:szCs w:val="14"/>
+                <w:color w:val="000000"/>
+              </w:rPr>
+            </w:pPr>
+            <w:r>
+              <w:rPr>
+                <w:rFonts w:ascii="Arial" w:hAnsi="Arial" w:eastAsia="Arial" w:cs="Arial"/>
+                <w:i w:val="true"/>
+                <w:b w:val="false"/>
+                <w:u w:val="none"/>
+                <w:strike w:val="false"/>
+                <w:sz w:val="14"/>
+                <w:szCs w:val="14"/>
+                <w:color w:val="000000"/>
+              </w:rPr>
+              <w:t xml:space="preserve">Pseudo R² = 1 − (Σσ²_model / Σσ²_null): summed random-effects variance components (σ², one per level of the random-effects structure) in this model vs. in an intercept-only null model with the SAME random-effects structure and data. This is the Nakagawa/Cheung-style meta-analytic pseudo R² -- it measures how much of the total between-study/between-row heterogeneity the fixed effects explain, NOT an OLS R² (there is no residual/error variance being partitioned).</w:t>
             </w:r>
           </w:p>
         </w:tc>
